--- a/daily-reports/2026-10-14/report.docx
+++ b/daily-reports/2026-10-14/report.docx
@@ -28,28 +28,28 @@
         <w:pStyle w:val="Heading2"/>
       </w:pPr>
       <w:r>
-        <w:t>1. wheresryan22/anatomy  ⭐ 8,597</w:t>
+        <w:t>1. wheresryan22/anatomy  ⭐ 8,629</w:t>
       </w:r>
     </w:p>
     <w:p>
       <w:r>
-        <w:t>语言：JavaScript ｜ Stars：8,597 ｜ Forks：624</w:t>
+        <w:t>语言：JavaScript ｜ Stars：8,629 ｜ Forks：628</w:t>
         <w:br/>
       </w:r>
       <w:r>
-        <w:t>这是什么：这是一个能自动生成机器或复杂系统立体插图的工具，画出来的图可以旋转、缩放，还能加上炫酷的3D特效。它专门用来制作精细的等轴测（一种立体视角）示意图，并输出为网页可用的SVG格式。</w:t>
+        <w:t>这是什么：这是一个能自动生成机器或复杂系统内部结构图的工具。它画出来的图是立体的，还能互动，让你像看3D模型一样了解机器是怎么工作的。</w:t>
         <w:br/>
       </w:r>
       <w:r>
-        <w:t>能用来做什么：你可以用它来制作产品说明书里的机械结构图，或者给教学课件配上可交互的立体示意图。</w:t>
+        <w:t>能用来做什么：比如你想知道汽车发动机内部长什么样，或者想展示一个机械装置的工作原理，它就能生成漂亮的立体图，还能加上动态效果。</w:t>
         <w:br/>
       </w:r>
       <w:r>
-        <w:t>适用领域：工业设计、教育培训、技术文档、科普展示</w:t>
+        <w:t>适用领域：机械工程、产品设计、教育教学、科普展示</w:t>
         <w:br/>
       </w:r>
       <w:r>
-        <w:t>对新手有什么帮助：即使你不会画画，也能通过它快速生成专业的立体示意图，非常适合用来学习如何用代码生成图形。</w:t>
+        <w:t>对新手有什么帮助：如果你对机器内部好奇，或者需要做生动的演示，这个工具能帮你把抽象的结构变成立体可视的图，特别适合学习和讲解。</w:t>
         <w:br/>
       </w:r>
       <w:r>
@@ -61,28 +61,28 @@
         <w:pStyle w:val="Heading2"/>
       </w:pPr>
       <w:r>
-        <w:t>2. mhtsec/ARTEX  ⭐ 3,944</w:t>
+        <w:t>2. mhtsec/ARTEX  ⭐ 3,957</w:t>
       </w:r>
     </w:p>
     <w:p>
       <w:r>
-        <w:t>语言：Go ｜ Stars：3,944 ｜ Forks：6,266</w:t>
+        <w:t>语言：Go ｜ Stars：3,957 ｜ Forks：6,273</w:t>
         <w:br/>
       </w:r>
       <w:r>
-        <w:t>这是什么：这是一个用AI自动进行网络安全渗透测试（模拟黑客攻击来检查漏洞）的系统，曾获得百度“agent+”攻防挑战赛冠军。它能自主发现并利用网络漏洞，帮助安全人员评估系统安全性。</w:t>
+        <w:t>这是什么：这是一个用人工智能自动进行网络安全测试的系统。它就像是一个机器人黑客，能自己寻找网站或系统的安全漏洞。</w:t>
         <w:br/>
       </w:r>
       <w:r>
-        <w:t>能用来做什么：企业安全团队可以用它来定期自动扫描自己的网络，提前发现漏洞并修复，防止被真正的黑客攻击。</w:t>
+        <w:t>能用来做什么：企业可以用它来检查自己的网络是否安全，安全人员也可以用它来模拟攻击，提前发现隐患。</w:t>
         <w:br/>
       </w:r>
       <w:r>
-        <w:t>适用领域：网络安全、渗透测试、漏洞挖掘、AI攻防</w:t>
+        <w:t>适用领域：网络安全、渗透测试、企业安全防护</w:t>
         <w:br/>
       </w:r>
       <w:r>
-        <w:t>对新手有什么帮助：对网络安全感兴趣的新手，可以通过研究它的代码了解自动化渗透测试的流程和AI在安全领域的应用。</w:t>
+        <w:t>对新手有什么帮助：如果你对网络安全感兴趣，这个项目能让你了解自动化的攻击和防御是怎么做的，但请注意，它只能用于合法的安全测试。</w:t>
         <w:br/>
       </w:r>
       <w:r>
@@ -94,28 +94,28 @@
         <w:pStyle w:val="Heading2"/>
       </w:pPr>
       <w:r>
-        <w:t>3. ARahim3/DigUp  ⭐ 2,743</w:t>
+        <w:t>3. ARahim3/DigUp  ⭐ 2,787</w:t>
       </w:r>
     </w:p>
     <w:p>
       <w:r>
-        <w:t>语言：Swift ｜ Stars：2,743 ｜ Forks：194</w:t>
+        <w:t>语言：Swift ｜ Stars：2,787 ｜ Forks：197</w:t>
         <w:br/>
       </w:r>
       <w:r>
-        <w:t>这是什么：这是一个Mac电脑上的搜索工具，它不仅能搜文件名，还能根据文件里的内容（比如照片里的物体、PDF里的文字、录音里的语音）来查找文件。所有搜索都在你的电脑上完成，不上传云端，保护隐私。</w:t>
+        <w:t>这是什么：这是一个专门为苹果电脑设计的搜索工具，它能根据文件里的内容来搜索，比如照片里有什么、PDF里写了什么、录音里说了什么。所有搜索都在你的电脑上完成，不上传网络。</w:t>
         <w:br/>
       </w:r>
       <w:r>
-        <w:t>能用来做什么：当你只记得照片里有只猫，但忘了文件名时，可以用它快速找到；或者从一堆PDF中搜索包含某个关键词的文件。</w:t>
+        <w:t>能用来做什么：比如你记得有一张照片是海滩日落，但忘了文件名，就可以用描述来搜到它；或者你想找某个视频里提到的一个词，也能搜出来。</w:t>
         <w:br/>
       </w:r>
       <w:r>
-        <w:t>适用领域：个人办公、文件管理、隐私保护、本地搜索</w:t>
+        <w:t>适用领域：个人文件管理、知识管理、隐私保护搜索</w:t>
         <w:br/>
       </w:r>
       <w:r>
-        <w:t>对新手有什么帮助：如果你经常在Mac上找不到文件，这个工具能帮你大幅提升效率，同时也能了解本地AI搜索的原理。</w:t>
+        <w:t>对新手有什么帮助：如果你经常找不到文件，这个工具能帮你用内容关键词快速定位，而且完全在本地运行，不用担心隐私泄露。</w:t>
         <w:br/>
       </w:r>
       <w:r>
@@ -127,28 +127,28 @@
         <w:pStyle w:val="Heading2"/>
       </w:pPr>
       <w:r>
-        <w:t>4. t4t5/omdrop-owl  ⭐ 2,609</w:t>
+        <w:t>4. t4t5/omdrop-owl  ⭐ 2,613</w:t>
       </w:r>
     </w:p>
     <w:p>
       <w:r>
-        <w:t>语言：Shell ｜ Stars：2,609 ｜ Forks：199</w:t>
+        <w:t>语言：Shell ｜ Stars：2,613 ｜ Forks：199</w:t>
         <w:br/>
       </w:r>
       <w:r>
-        <w:t>这是什么：这是一个让非苹果设备（比如安卓手机、Windows电脑）也能像苹果的AirDrop一样方便地互传文件的工具。它通过命令行操作，简单快捷。</w:t>
+        <w:t>这是什么：这是一个让非苹果设备也能像苹果的AirDrop一样方便传文件的工具。它可以让不同品牌的手机、电脑之间快速分享文件。</w:t>
         <w:br/>
       </w:r>
       <w:r>
-        <w:t>能用来做什么：当你想在安卓手机和Windows电脑之间快速传照片或文档，又不想用数据线或微信时，可以用它。</w:t>
+        <w:t>能用来做什么：比如你用安卓手机想给Windows电脑传照片，或者用Linux电脑给iPhone传文档，都可以用它轻松完成。</w:t>
         <w:br/>
       </w:r>
       <w:r>
-        <w:t>适用领域：跨平台文件传输、办公协作、个人文件共享</w:t>
+        <w:t>适用领域：跨平台文件传输、设备间协作、日常办公</w:t>
         <w:br/>
       </w:r>
       <w:r>
-        <w:t>对新手有什么帮助：适合需要经常在不同设备间传文件的新手，能帮你摆脱对特定品牌生态的依赖，轻松传文件。</w:t>
+        <w:t>对新手有什么帮助：如果你经常需要在不同设备之间传文件，这个工具能帮你省去数据线或复杂设置的麻烦，一键就能分享。</w:t>
         <w:br/>
       </w:r>
       <w:r>
@@ -160,28 +160,28 @@
         <w:pStyle w:val="Heading2"/>
       </w:pPr>
       <w:r>
-        <w:t>5. storytold/craft-launcher  ⭐ 2,384</w:t>
+        <w:t>5. storytold/craft-launcher  ⭐ 2,393</w:t>
       </w:r>
     </w:p>
     <w:p>
       <w:r>
-        <w:t>语言：Rust ｜ Stars：2,384 ｜ Forks：803</w:t>
+        <w:t>语言：Rust ｜ Stars：2,393 ｜ Forks：804</w:t>
         <w:br/>
       </w:r>
       <w:r>
-        <w:t>这是什么：这是一个用于启动Craft应用（一款笔记和文档工具）的启动器程序，用Rust语言编写，可能提供更快的启动速度或额外的管理功能。</w:t>
+        <w:t>这是什么：这是一个用来启动和管理各种应用程序的工具，特别为Craft应用设计。它让你能快速打开常用的软件，提高工作效率。</w:t>
         <w:br/>
       </w:r>
       <w:r>
-        <w:t>能用来做什么：如果你经常使用Craft应用，可以用这个启动器来快速打开它，或者管理多个Craft实例。</w:t>
+        <w:t>能用来做什么：比如你每天工作要用到浏览器、邮件和文档，这个启动器可以让你一键打开它们，不用在桌面或菜单里找。</w:t>
         <w:br/>
       </w:r>
       <w:r>
-        <w:t>适用领域：效率工具、应用启动器、笔记软件辅助</w:t>
+        <w:t>适用领域：效率工具、桌面管理、软件开发</w:t>
         <w:br/>
       </w:r>
       <w:r>
-        <w:t>对新手有什么帮助：对Rust语言或桌面应用开发感兴趣的新手，可以通过这个项目学习如何编写一个简单的启动器。</w:t>
+        <w:t>对新手有什么帮助：如果你想让电脑操作更顺手，这个项目能帮你快速启动程序，节省时间，也适合学习如何用代码管理日常任务。</w:t>
         <w:br/>
       </w:r>
       <w:r>
@@ -212,7 +212,7 @@
         <w:t>AWS Lambda Web Functions</w:t>
       </w:r>
       <w:r>
-        <w:t>（👍 112）</w:t>
+        <w:t>（👍 114）</w:t>
       </w:r>
       <w:r>
         <w:br/>
@@ -220,7 +220,7 @@
       </w:r>
       <w:r>
         <w:br/>
-        <w:t>摘要：AWS 推出 Lambda Web Functions，让开发者可以用标准 Web 框架（如 Express、Flask）直接部署无服务器函数，简化了传统 Lambda 的适配层，值得关注因为它可能降低 Serverless 应用的迁移和开发成本。</w:t>
+        <w:t>摘要：AWS 推出 Lambda Web Functions，让开发者可以直接用熟悉的 Web 框架（如 Express、Flask 等）在 Lambda 上构建无服务器应用，简化了传统 Lambda 函数的事件驱动编程模型。</w:t>
       </w:r>
     </w:p>
     <w:p>
@@ -231,7 +231,7 @@
         <w:t>Show HN: Pulse Local, a Mac budgeting app whose AI models run on your machine</w:t>
       </w:r>
       <w:r>
-        <w:t>（👍 93）</w:t>
+        <w:t>（👍 96）</w:t>
       </w:r>
       <w:r>
         <w:br/>
@@ -239,7 +239,7 @@
       </w:r>
       <w:r>
         <w:br/>
-        <w:t>摘要：Pulse Local 是一款 Mac 预算管理应用，其 AI 模型完全在本地运行，无需上传财务数据到云端，值得关注因为它回应了用户对隐私和离线 AI 能力日益增长的需求。</w:t>
+        <w:t>摘要：Pulse Local 是一款 Mac 预算管理应用，其 AI 模型完全在本地运行，无需上传财务数据到云端，兼顾了智能功能与隐私保护，适合注重数据安全的用户。</w:t>
       </w:r>
     </w:p>
     <w:p>
@@ -263,7 +263,7 @@
       </w:r>
       <w:r>
         <w:br/>
-        <w:t>摘要：ChunkAct 提出一种面向智能体机器人（agentic robotics）的动作分块方法，通过将长序列动作切分为可管理的块来提升任务执行效率，值得关注因为它可能推动机器人操作中长时程规划与控制的结合。</w:t>
+        <w:t>摘要：ChunkAct 提出了一种面向智能体机器人的动作分块方法，通过将连续动作序列切分为可复用的动作块，提升机器人在复杂任务中的学习效率和泛化能力。</w:t>
       </w:r>
     </w:p>
     <w:p>
@@ -287,7 +287,7 @@
       </w:r>
       <w:r>
         <w:br/>
-        <w:t>摘要：国产开源多模态模型实现 iPhone 断网运行 35B 参数版本，仅占 3G 内存，值得关注因为它展示了端侧大模型在消费级硬件上的可行性，可能推动隐私保护和离线 AI 应用的发展。</w:t>
+        <w:t>摘要：国产开源多模态模型实现突破，可在 iPhone 断网状态下本地运行 350 亿参数模型，仅占用 3GB 内存，展示了端侧大模型在移动设备上的可行性与高效性。</w:t>
       </w:r>
     </w:p>
     <w:p>
@@ -311,7 +311,7 @@
       </w:r>
       <w:r>
         <w:br/>
-        <w:t>摘要：Karpathy 发表观点称全球约 20 亿人被 AI 的“折叠真相”所蒙蔽，2000 万人陷入智能体眩晕，值得关注因为它引发了对 AI 认知偏差和智能体技术社会影响的广泛讨论。</w:t>
+        <w:t>摘要：Karpathy 发表观点称 AI 正在制造信息折叠，全球约 20 亿人被虚假或误导性内容蒙骗，另有 2000 万人陷入所谓智能体眩晕，引发对 AI 生成内容泛滥与认知风险的广泛讨论。</w:t>
       </w:r>
     </w:p>
     <w:sectPr>
